--- a/LEMBAR PENGESAHAN V1.docx
+++ b/LEMBAR PENGESAHAN V1.docx
@@ -88,7 +88,7 @@
       <w:tblPr>
         <w:tblStyle w:val="TableGrid"/>
         <w:tblW w:w="0" w:type="auto"/>
-        <w:tblInd w:w="988" w:type="dxa"/>
+        <w:tblInd w:w="704" w:type="dxa"/>
         <w:tblBorders>
           <w:top w:val="none" w:sz="0" w:space="0" w:color="auto"/>
           <w:left w:val="none" w:sz="0" w:space="0" w:color="auto"/>
@@ -100,13 +100,13 @@
         <w:tblLook w:val="04A0" w:firstRow="1" w:lastRow="0" w:firstColumn="1" w:lastColumn="0" w:noHBand="0" w:noVBand="1"/>
       </w:tblPr>
       <w:tblGrid>
-        <w:gridCol w:w="2975"/>
-        <w:gridCol w:w="3964"/>
+        <w:gridCol w:w="1985"/>
+        <w:gridCol w:w="5238"/>
       </w:tblGrid>
       <w:tr>
         <w:tc>
           <w:tcPr>
-            <w:tcW w:w="2975" w:type="dxa"/>
+            <w:tcW w:w="1985" w:type="dxa"/>
           </w:tcPr>
           <w:p>
             <w:pPr>
@@ -126,7 +126,7 @@
         </w:tc>
         <w:tc>
           <w:tcPr>
-            <w:tcW w:w="3964" w:type="dxa"/>
+            <w:tcW w:w="5238" w:type="dxa"/>
           </w:tcPr>
           <w:p>
             <w:pPr>
@@ -148,7 +148,7 @@
       <w:tr>
         <w:tc>
           <w:tcPr>
-            <w:tcW w:w="2975" w:type="dxa"/>
+            <w:tcW w:w="1985" w:type="dxa"/>
           </w:tcPr>
           <w:p>
             <w:pPr>
@@ -168,7 +168,7 @@
         </w:tc>
         <w:tc>
           <w:tcPr>
-            <w:tcW w:w="3964" w:type="dxa"/>
+            <w:tcW w:w="5238" w:type="dxa"/>
           </w:tcPr>
           <w:p>
             <w:pPr>
@@ -190,7 +190,7 @@
       <w:tr>
         <w:tc>
           <w:tcPr>
-            <w:tcW w:w="2975" w:type="dxa"/>
+            <w:tcW w:w="1985" w:type="dxa"/>
           </w:tcPr>
           <w:p>
             <w:pPr>
@@ -212,7 +212,7 @@
         </w:tc>
         <w:tc>
           <w:tcPr>
-            <w:tcW w:w="3964" w:type="dxa"/>
+            <w:tcW w:w="5238" w:type="dxa"/>
           </w:tcPr>
           <w:p>
             <w:pPr>
@@ -242,7 +242,7 @@
       <w:tr>
         <w:tc>
           <w:tcPr>
-            <w:tcW w:w="2975" w:type="dxa"/>
+            <w:tcW w:w="1985" w:type="dxa"/>
           </w:tcPr>
           <w:p>
             <w:pPr>
@@ -262,7 +262,7 @@
         </w:tc>
         <w:tc>
           <w:tcPr>
-            <w:tcW w:w="3964" w:type="dxa"/>
+            <w:tcW w:w="5238" w:type="dxa"/>
           </w:tcPr>
           <w:p>
             <w:pPr>
@@ -276,7 +276,7 @@
               <w:rPr>
                 <w:rFonts w:ascii="Times New Roman" w:hAnsi="Times New Roman" w:cs="Times New Roman"/>
               </w:rPr>
-              <w:t>: Teknik Informatika</w:t>
+              <w:t>: Informatika</w:t>
             </w:r>
           </w:p>
         </w:tc>
@@ -284,7 +284,7 @@
       <w:tr>
         <w:tc>
           <w:tcPr>
-            <w:tcW w:w="2975" w:type="dxa"/>
+            <w:tcW w:w="1985" w:type="dxa"/>
           </w:tcPr>
           <w:p>
             <w:pPr>
@@ -312,7 +312,7 @@
         </w:tc>
         <w:tc>
           <w:tcPr>
-            <w:tcW w:w="3964" w:type="dxa"/>
+            <w:tcW w:w="5238" w:type="dxa"/>
           </w:tcPr>
           <w:p>
             <w:pPr>
@@ -388,7 +388,7 @@
                 <w:b/>
                 <w:bCs/>
               </w:rPr>
-              <w:t xml:space="preserve"> Pada Yayasan </w:t>
+              <w:t xml:space="preserve"> Pada </w:t>
             </w:r>
             <w:proofErr w:type="spellStart"/>
             <w:r>
@@ -397,7 +397,7 @@
                 <w:b/>
                 <w:bCs/>
               </w:rPr>
-              <w:t>Pesantren</w:t>
+              <w:t>Pendaftaran</w:t>
             </w:r>
             <w:proofErr w:type="spellEnd"/>
             <w:r>
@@ -406,7 +406,49 @@
                 <w:b/>
                 <w:bCs/>
               </w:rPr>
-              <w:t xml:space="preserve"> Islam Al-Azha Jakarta</w:t>
+              <w:t xml:space="preserve"> </w:t>
+            </w:r>
+            <w:proofErr w:type="spellStart"/>
+            <w:r>
+              <w:rPr>
+                <w:rFonts w:ascii="Times New Roman" w:hAnsi="Times New Roman" w:cs="Times New Roman"/>
+                <w:b/>
+                <w:bCs/>
+              </w:rPr>
+              <w:t>Sekolah</w:t>
+            </w:r>
+            <w:proofErr w:type="spellEnd"/>
+            <w:r>
+              <w:rPr>
+                <w:rFonts w:ascii="Times New Roman" w:hAnsi="Times New Roman" w:cs="Times New Roman"/>
+                <w:b/>
+                <w:bCs/>
+              </w:rPr>
+              <w:t xml:space="preserve"> Islam </w:t>
+            </w:r>
+            <w:r>
+              <w:rPr>
+                <w:rFonts w:ascii="Times New Roman" w:hAnsi="Times New Roman" w:cs="Times New Roman"/>
+                <w:b/>
+                <w:bCs/>
+              </w:rPr>
+              <w:t>Al-Azha</w:t>
+            </w:r>
+            <w:r>
+              <w:rPr>
+                <w:rFonts w:ascii="Times New Roman" w:hAnsi="Times New Roman" w:cs="Times New Roman"/>
+                <w:b/>
+                <w:bCs/>
+              </w:rPr>
+              <w:t>r</w:t>
+            </w:r>
+            <w:r>
+              <w:rPr>
+                <w:rFonts w:ascii="Times New Roman" w:hAnsi="Times New Roman" w:cs="Times New Roman"/>
+                <w:b/>
+                <w:bCs/>
+              </w:rPr>
+              <w:t xml:space="preserve"> Jakarta</w:t>
             </w:r>
           </w:p>
         </w:tc>
@@ -420,6 +462,15 @@
           <w:rFonts w:ascii="Times New Roman" w:hAnsi="Times New Roman" w:cs="Times New Roman"/>
         </w:rPr>
       </w:pPr>
+    </w:p>
+    <w:p>
+      <w:pPr>
+        <w:spacing w:line="360" w:lineRule="auto"/>
+        <w:jc w:val="both"/>
+        <w:rPr>
+          <w:rFonts w:ascii="Times New Roman" w:hAnsi="Times New Roman" w:cs="Times New Roman"/>
+        </w:rPr>
+      </w:pPr>
       <w:r>
         <w:rPr>
           <w:rFonts w:ascii="Times New Roman" w:hAnsi="Times New Roman" w:cs="Times New Roman"/>
@@ -625,7 +676,7 @@
         <w:rPr>
           <w:rFonts w:ascii="Times New Roman" w:hAnsi="Times New Roman" w:cs="Times New Roman"/>
         </w:rPr>
-        <w:t xml:space="preserve"> Program Studi Teknik Informatika</w:t>
+        <w:t xml:space="preserve"> Program Studi Informatika</w:t>
       </w:r>
     </w:p>
     <w:p>
@@ -648,14 +699,20 @@
         <w:rPr>
           <w:rFonts w:ascii="Times New Roman" w:hAnsi="Times New Roman" w:cs="Times New Roman"/>
         </w:rPr>
-        <w:t xml:space="preserve"> Sains </w:t>
+        <w:t xml:space="preserve"> Sains dan</w:t>
+      </w:r>
+      <w:r>
+        <w:rPr>
+          <w:rFonts w:ascii="Times New Roman" w:hAnsi="Times New Roman" w:cs="Times New Roman"/>
+        </w:rPr>
+        <w:t xml:space="preserve"> </w:t>
       </w:r>
       <w:proofErr w:type="spellStart"/>
       <w:r>
         <w:rPr>
           <w:rFonts w:ascii="Times New Roman" w:hAnsi="Times New Roman" w:cs="Times New Roman"/>
         </w:rPr>
-        <w:t>danTeknologi</w:t>
+        <w:t>Teknologi</w:t>
       </w:r>
       <w:proofErr w:type="spellEnd"/>
     </w:p>
@@ -719,13 +776,129 @@
       </w:r>
     </w:p>
     <w:sectPr>
+      <w:footerReference w:type="default" r:id="rId8"/>
       <w:pgSz w:w="11906" w:h="16838" w:code="9"/>
       <w:pgMar w:top="1701" w:right="1701" w:bottom="1701" w:left="2268" w:header="720" w:footer="720" w:gutter="0"/>
+      <w:pgNumType w:fmt="lowerRoman" w:start="2"/>
       <w:cols w:space="720"/>
       <w:docGrid w:linePitch="360"/>
     </w:sectPr>
   </w:body>
 </w:document>
+</file>
+
+<file path=word/endnotes.xml><?xml version="1.0" encoding="utf-8"?>
+<w:endnotes xmlns:wpc="http://schemas.microsoft.com/office/word/2010/wordprocessingCanvas" xmlns:cx="http://schemas.microsoft.com/office/drawing/2014/chartex" xmlns:cx1="http://schemas.microsoft.com/office/drawing/2015/9/8/chartex" xmlns:cx2="http://schemas.microsoft.com/office/drawing/2015/10/21/chartex" xmlns:cx3="http://schemas.microsoft.com/office/drawing/2016/5/9/chartex" xmlns:cx4="http://schemas.microsoft.com/office/drawing/2016/5/10/chartex" xmlns:cx5="http://schemas.microsoft.com/office/drawing/2016/5/11/chartex" xmlns:cx6="http://schemas.microsoft.com/office/drawing/2016/5/12/chartex" xmlns:cx7="http://schemas.microsoft.com/office/drawing/2016/5/13/chartex" xmlns:cx8="http://schemas.microsoft.com/office/drawing/2016/5/14/chartex" xmlns:mc="http://schemas.openxmlformats.org/markup-compatibility/2006" xmlns:aink="http://schemas.microsoft.com/office/drawing/2016/ink" xmlns:am3d="http://schemas.microsoft.com/office/drawing/2017/model3d" xmlns:o="urn:schemas-microsoft-com:office:office" xmlns:oel="http://schemas.microsoft.com/office/2019/extlst" xmlns:r="http://schemas.openxmlformats.org/officeDocument/2006/relationships" xmlns:m="http://schemas.openxmlformats.org/officeDocument/2006/math" xmlns:v="urn:schemas-microsoft-com:vml" xmlns:wp14="http://schemas.microsoft.com/office/word/2010/wordprocessingDrawing" xmlns:wp="http://schemas.openxmlformats.org/drawingml/2006/wordprocessingDrawing" xmlns:w10="urn:schemas-microsoft-com:office:word" xmlns:w="http://schemas.openxmlformats.org/wordprocessingml/2006/main" xmlns:w14="http://schemas.microsoft.com/office/word/2010/wordml" xmlns:w15="http://schemas.microsoft.com/office/word/2012/wordml" xmlns:w16cex="http://schemas.microsoft.com/office/word/2018/wordml/cex" xmlns:w16cid="http://schemas.microsoft.com/office/word/2016/wordml/cid" xmlns:w16="http://schemas.microsoft.com/office/word/2018/wordml" xmlns:w16du="http://schemas.microsoft.com/office/word/2023/wordml/word16du" xmlns:w16sdtdh="http://schemas.microsoft.com/office/word/2020/wordml/sdtdatahash" xmlns:w16sdtfl="http://schemas.microsoft.com/office/word/2024/wordml/sdtformatlock" xmlns:w16se="http://schemas.microsoft.com/office/word/2015/wordml/symex" xmlns:wpg="http://schemas.microsoft.com/office/word/2010/wordprocessingGroup" xmlns:wpi="http://schemas.microsoft.com/office/word/2010/wordprocessingInk" xmlns:wne="http://schemas.microsoft.com/office/word/2006/wordml" xmlns:wps="http://schemas.microsoft.com/office/word/2010/wordprocessingShape" mc:Ignorable="w14 w15 w16se w16cid w16 w16cex w16sdtdh w16sdtfl w16du wp14">
+  <w:endnote w:type="separator" w:id="-1">
+    <w:p>
+      <w:pPr>
+        <w:spacing w:after="0" w:line="240" w:lineRule="auto"/>
+      </w:pPr>
+      <w:r>
+        <w:separator/>
+      </w:r>
+    </w:p>
+  </w:endnote>
+  <w:endnote w:type="continuationSeparator" w:id="0">
+    <w:p>
+      <w:pPr>
+        <w:spacing w:after="0" w:line="240" w:lineRule="auto"/>
+      </w:pPr>
+      <w:r>
+        <w:continuationSeparator/>
+      </w:r>
+    </w:p>
+  </w:endnote>
+</w:endnotes>
+</file>
+
+<file path=word/footer1.xml><?xml version="1.0" encoding="utf-8"?>
+<w:ftr xmlns:wpc="http://schemas.microsoft.com/office/word/2010/wordprocessingCanvas" xmlns:cx="http://schemas.microsoft.com/office/drawing/2014/chartex" xmlns:cx1="http://schemas.microsoft.com/office/drawing/2015/9/8/chartex" xmlns:cx2="http://schemas.microsoft.com/office/drawing/2015/10/21/chartex" xmlns:cx3="http://schemas.microsoft.com/office/drawing/2016/5/9/chartex" xmlns:cx4="http://schemas.microsoft.com/office/drawing/2016/5/10/chartex" xmlns:cx5="http://schemas.microsoft.com/office/drawing/2016/5/11/chartex" xmlns:cx6="http://schemas.microsoft.com/office/drawing/2016/5/12/chartex" xmlns:cx7="http://schemas.microsoft.com/office/drawing/2016/5/13/chartex" xmlns:cx8="http://schemas.microsoft.com/office/drawing/2016/5/14/chartex" xmlns:mc="http://schemas.openxmlformats.org/markup-compatibility/2006" xmlns:aink="http://schemas.microsoft.com/office/drawing/2016/ink" xmlns:am3d="http://schemas.microsoft.com/office/drawing/2017/model3d" xmlns:o="urn:schemas-microsoft-com:office:office" xmlns:oel="http://schemas.microsoft.com/office/2019/extlst" xmlns:r="http://schemas.openxmlformats.org/officeDocument/2006/relationships" xmlns:m="http://schemas.openxmlformats.org/officeDocument/2006/math" xmlns:v="urn:schemas-microsoft-com:vml" xmlns:wp14="http://schemas.microsoft.com/office/word/2010/wordprocessingDrawing" xmlns:wp="http://schemas.openxmlformats.org/drawingml/2006/wordprocessingDrawing" xmlns:w10="urn:schemas-microsoft-com:office:word" xmlns:w="http://schemas.openxmlformats.org/wordprocessingml/2006/main" xmlns:w14="http://schemas.microsoft.com/office/word/2010/wordml" xmlns:w15="http://schemas.microsoft.com/office/word/2012/wordml" xmlns:w16cex="http://schemas.microsoft.com/office/word/2018/wordml/cex" xmlns:w16cid="http://schemas.microsoft.com/office/word/2016/wordml/cid" xmlns:w16="http://schemas.microsoft.com/office/word/2018/wordml" xmlns:w16du="http://schemas.microsoft.com/office/word/2023/wordml/word16du" xmlns:w16sdtdh="http://schemas.microsoft.com/office/word/2020/wordml/sdtdatahash" xmlns:w16sdtfl="http://schemas.microsoft.com/office/word/2024/wordml/sdtformatlock" xmlns:w16se="http://schemas.microsoft.com/office/word/2015/wordml/symex" xmlns:wpg="http://schemas.microsoft.com/office/word/2010/wordprocessingGroup" xmlns:wpi="http://schemas.microsoft.com/office/word/2010/wordprocessingInk" xmlns:wne="http://schemas.microsoft.com/office/word/2006/wordml" xmlns:wps="http://schemas.microsoft.com/office/word/2010/wordprocessingShape" mc:Ignorable="w14 w15 w16se w16cid w16 w16cex w16sdtdh w16sdtfl w16du wp14">
+  <w:sdt>
+    <w:sdtPr>
+      <w:id w:val="-890962201"/>
+      <w:docPartObj>
+        <w:docPartGallery w:val="Page Numbers (Bottom of Page)"/>
+        <w:docPartUnique/>
+      </w:docPartObj>
+    </w:sdtPr>
+    <w:sdtEndPr>
+      <w:rPr>
+        <w:noProof/>
+      </w:rPr>
+    </w:sdtEndPr>
+    <w:sdtContent>
+      <w:p>
+        <w:pPr>
+          <w:pStyle w:val="Footer"/>
+          <w:jc w:val="center"/>
+        </w:pPr>
+        <w:r>
+          <w:rPr>
+            <w:rFonts w:ascii="Times New Roman" w:hAnsi="Times New Roman" w:cs="Times New Roman"/>
+          </w:rPr>
+          <w:fldChar w:fldCharType="begin"/>
+        </w:r>
+        <w:r>
+          <w:rPr>
+            <w:rFonts w:ascii="Times New Roman" w:hAnsi="Times New Roman" w:cs="Times New Roman"/>
+          </w:rPr>
+          <w:instrText xml:space="preserve"> PAGE   \* MERGEFORMAT </w:instrText>
+        </w:r>
+        <w:r>
+          <w:rPr>
+            <w:rFonts w:ascii="Times New Roman" w:hAnsi="Times New Roman" w:cs="Times New Roman"/>
+          </w:rPr>
+          <w:fldChar w:fldCharType="separate"/>
+        </w:r>
+        <w:r>
+          <w:rPr>
+            <w:rFonts w:ascii="Times New Roman" w:hAnsi="Times New Roman" w:cs="Times New Roman"/>
+            <w:noProof/>
+          </w:rPr>
+          <w:t>2</w:t>
+        </w:r>
+        <w:r>
+          <w:rPr>
+            <w:rFonts w:ascii="Times New Roman" w:hAnsi="Times New Roman" w:cs="Times New Roman"/>
+            <w:noProof/>
+          </w:rPr>
+          <w:fldChar w:fldCharType="end"/>
+        </w:r>
+      </w:p>
+    </w:sdtContent>
+  </w:sdt>
+  <w:p>
+    <w:pPr>
+      <w:pStyle w:val="Footer"/>
+    </w:pPr>
+  </w:p>
+</w:ftr>
+</file>
+
+<file path=word/footnotes.xml><?xml version="1.0" encoding="utf-8"?>
+<w:footnotes xmlns:wpc="http://schemas.microsoft.com/office/word/2010/wordprocessingCanvas" xmlns:cx="http://schemas.microsoft.com/office/drawing/2014/chartex" xmlns:cx1="http://schemas.microsoft.com/office/drawing/2015/9/8/chartex" xmlns:cx2="http://schemas.microsoft.com/office/drawing/2015/10/21/chartex" xmlns:cx3="http://schemas.microsoft.com/office/drawing/2016/5/9/chartex" xmlns:cx4="http://schemas.microsoft.com/office/drawing/2016/5/10/chartex" xmlns:cx5="http://schemas.microsoft.com/office/drawing/2016/5/11/chartex" xmlns:cx6="http://schemas.microsoft.com/office/drawing/2016/5/12/chartex" xmlns:cx7="http://schemas.microsoft.com/office/drawing/2016/5/13/chartex" xmlns:cx8="http://schemas.microsoft.com/office/drawing/2016/5/14/chartex" xmlns:mc="http://schemas.openxmlformats.org/markup-compatibility/2006" xmlns:aink="http://schemas.microsoft.com/office/drawing/2016/ink" xmlns:am3d="http://schemas.microsoft.com/office/drawing/2017/model3d" xmlns:o="urn:schemas-microsoft-com:office:office" xmlns:oel="http://schemas.microsoft.com/office/2019/extlst" xmlns:r="http://schemas.openxmlformats.org/officeDocument/2006/relationships" xmlns:m="http://schemas.openxmlformats.org/officeDocument/2006/math" xmlns:v="urn:schemas-microsoft-com:vml" xmlns:wp14="http://schemas.microsoft.com/office/word/2010/wordprocessingDrawing" xmlns:wp="http://schemas.openxmlformats.org/drawingml/2006/wordprocessingDrawing" xmlns:w10="urn:schemas-microsoft-com:office:word" xmlns:w="http://schemas.openxmlformats.org/wordprocessingml/2006/main" xmlns:w14="http://schemas.microsoft.com/office/word/2010/wordml" xmlns:w15="http://schemas.microsoft.com/office/word/2012/wordml" xmlns:w16cex="http://schemas.microsoft.com/office/word/2018/wordml/cex" xmlns:w16cid="http://schemas.microsoft.com/office/word/2016/wordml/cid" xmlns:w16="http://schemas.microsoft.com/office/word/2018/wordml" xmlns:w16du="http://schemas.microsoft.com/office/word/2023/wordml/word16du" xmlns:w16sdtdh="http://schemas.microsoft.com/office/word/2020/wordml/sdtdatahash" xmlns:w16sdtfl="http://schemas.microsoft.com/office/word/2024/wordml/sdtformatlock" xmlns:w16se="http://schemas.microsoft.com/office/word/2015/wordml/symex" xmlns:wpg="http://schemas.microsoft.com/office/word/2010/wordprocessingGroup" xmlns:wpi="http://schemas.microsoft.com/office/word/2010/wordprocessingInk" xmlns:wne="http://schemas.microsoft.com/office/word/2006/wordml" xmlns:wps="http://schemas.microsoft.com/office/word/2010/wordprocessingShape" mc:Ignorable="w14 w15 w16se w16cid w16 w16cex w16sdtdh w16sdtfl w16du wp14">
+  <w:footnote w:type="separator" w:id="-1">
+    <w:p>
+      <w:pPr>
+        <w:spacing w:after="0" w:line="240" w:lineRule="auto"/>
+      </w:pPr>
+      <w:r>
+        <w:separator/>
+      </w:r>
+    </w:p>
+  </w:footnote>
+  <w:footnote w:type="continuationSeparator" w:id="0">
+    <w:p>
+      <w:pPr>
+        <w:spacing w:after="0" w:line="240" w:lineRule="auto"/>
+      </w:pPr>
+      <w:r>
+        <w:continuationSeparator/>
+      </w:r>
+    </w:p>
+  </w:footnote>
+</w:footnotes>
 </file>
 
 <file path=word/numbering.xml><?xml version="1.0" encoding="utf-8"?>
@@ -1879,6 +2052,50 @@
       </w:tblBorders>
     </w:tblPr>
   </w:style>
+  <w:style w:type="paragraph" w:styleId="Header">
+    <w:name w:val="header"/>
+    <w:basedOn w:val="Normal"/>
+    <w:link w:val="HeaderChar"/>
+    <w:uiPriority w:val="99"/>
+    <w:unhideWhenUsed/>
+    <w:rsid w:val="00C124DC"/>
+    <w:pPr>
+      <w:tabs>
+        <w:tab w:val="center" w:pos="4680"/>
+        <w:tab w:val="right" w:pos="9360"/>
+      </w:tabs>
+      <w:spacing w:after="0" w:line="240" w:lineRule="auto"/>
+    </w:pPr>
+  </w:style>
+  <w:style w:type="character" w:customStyle="1" w:styleId="HeaderChar">
+    <w:name w:val="Header Char"/>
+    <w:basedOn w:val="DefaultParagraphFont"/>
+    <w:link w:val="Header"/>
+    <w:uiPriority w:val="99"/>
+    <w:rsid w:val="00C124DC"/>
+  </w:style>
+  <w:style w:type="paragraph" w:styleId="Footer">
+    <w:name w:val="footer"/>
+    <w:basedOn w:val="Normal"/>
+    <w:link w:val="FooterChar"/>
+    <w:uiPriority w:val="99"/>
+    <w:unhideWhenUsed/>
+    <w:rsid w:val="00C124DC"/>
+    <w:pPr>
+      <w:tabs>
+        <w:tab w:val="center" w:pos="4680"/>
+        <w:tab w:val="right" w:pos="9360"/>
+      </w:tabs>
+      <w:spacing w:after="0" w:line="240" w:lineRule="auto"/>
+    </w:pPr>
+  </w:style>
+  <w:style w:type="character" w:customStyle="1" w:styleId="FooterChar">
+    <w:name w:val="Footer Char"/>
+    <w:basedOn w:val="DefaultParagraphFont"/>
+    <w:link w:val="Footer"/>
+    <w:uiPriority w:val="99"/>
+    <w:rsid w:val="00C124DC"/>
+  </w:style>
 </w:styles>
 </file>
 
